--- a/hin/docx/23.content.docx
+++ b/hin/docx/23.content.docx
@@ -136,13 +136,6 @@
         <w:rPr>
           <w:lang w:val="hi_IN" w:bidi="hi_IN"/>
         </w:rPr>
-      </w:r>
-      <w:r>
-        <w:rPr>
-          <w:i/>
-          <w:lang w:val="hi_IN" w:bidi="hi_IN"/>
-        </w:rPr>
-        <w:t>यशायाह 1:1, यशायाह 1:1 (#2), यशायाह 1:1 (#3), यशायाह 1:2, यशायाह 1:2 (#2), यशायाह 1:2 (#3), यशायाह 1:4, यशायाह 1:4 (#2), यशायाह 1:7, यशायाह 1:9, यशायाह 1:11, यशायाह 1:14, यशायाह 1:15, यशायाह 1:16–17, यशायाह 1:19, यशायाह 1:20, यशायाह 1:21, यशायाह 1:21 (#2), यशायाह 1:24, यशायाह 1:29, यशायाह 1:31, यशायाह 2:1, यशायाह 2:2, यशायाह 2:2 (#2), यशायाह 2:3, यशायाह 2:4, यशायाह 2:4 (#2), यशायाह 2:5, यशायाह 2:6, यशायाह 2:6 (#2), यशायाह 2:10, यशायाह 2:11, यशायाह 2:11 (#2), यशायाह 2:18, यशायाह 2:19, यशायाह 2:22, यशायाह 3:1, यशायाह 3:4, यशायाह 3:5, यशायाह 3:8, यशायाह 3:9, यशायाह 3:10, यशायाह 3:11, यशायाह 3:12, यशायाह 3:14, यशायाह 3:17, यशायाह 3:25, यशायाह 4:1, यशायाह 4:3, यशायाह 4:4, यशायाह 4:5, यशायाह 5:1, यशायाह 5:1 (#2), यशायाह 5:2, यशायाह 5:2 (#2), यशायाह 5:3, यशायाह 5:5–6, यशायाह 5:7, यशायाह 5:7 (#2), यशायाह 5:7 (#3), यशायाह 5:9, यशायाह 5:13, यशायाह 5:16, यशायाह 5:16 (#2), यशायाह 5:24, यशायाह 5:26, यशायाह 5:26 (#2), यशायाह 6:1, यशायाह 6:2, यशायाह 6:4, यशायाह 6:5, यशायाह 6:7, यशायाह 6:8, यशायाह 6:8 (#2), यशायाह 6:9, यशायाह 6:11–12, यशायाह 7:1, यशायाह 7:1 (#2), यशायाह 7:2, यशायाह 7:3, यशायाह 7:3–4, यशायाह 7:5–6, यशायाह 7:8, यशायाह 7:9, यशायाह 7:12, यशायाह 7:13, यशायाह 7:17, यशायाह 7:20, यशायाह 7:23–25, यशायाह 8:1, यशायाह 8:2, यशायाह 8:3–4, यशायाह 8:12, यशायाह 8:13, यशायाह 8:14, यशायाह 8:16–18, यशायाह 8:19, यशायाह 8:19 (#2), यशायाह 8:20, यशायाह 8:21, यशायाह 8:22, यशायाह 9:1, यशायाह 9:1 (#2), यशायाह 9:1 (#3), यशायाह 9:2, यशायाह 9:6, यशायाह 9:7, यशायाह 9:7 (#2), यशायाह 9:9–10, यशायाह 9:11–12, यशायाह 9:12, यशायाह 9:13, यशायाह 9:15, यशायाह 9:17, यशायाह 9:17 (#2), यशायाह 9:19, यशायाह 9:21, यशायाह 9:21 (#2), यशायाह 10:5, यशायाह 10:6, यशायाह 10:7, यशायाह 10:12, यशायाह 10:13, यशायाह 10:16, यशायाह 10:18, यशायाह 10:20, यशायाह 10:24–25, यशायाह 10:27, यशायाह 11:1, यशायाह 11:2, यशायाह 11:2 (#2), यशायाह 11:4, यशायाह 11:4 (#2), यशायाह 11:9, यशायाह 11:9 (#2), यशायाह 11:11, यशायाह 11:13, यशायाह 11:13 (#2), यशायाह 11:14, यशायाह 11:15, यशायाह 11:15 (#2), यशायाह 12:1, यशायाह 12:1–2, यशायाह 12:5, यशायाह 13:1, यशायाह 13:3, यशायाह 13:5, यशायाह 13:5 (#2), यशायाह 13:7–8, यशायाह 13:9–10, यशायाह 13:12, यशायाह 13:17, यशायाह 13:19–20, यशायाह 13:21, यशायाह 13:22, यशायाह 14:1, यशायाह 14:1 (#2), यशायाह 14:2, यशायाह 14:2 (#2), यशायाह 14:3–4, यशायाह 14:4, यशायाह 14:6, यशायाह 14:10–11, यशायाह 14:12, यशायाह 14:13–14, यशायाह 14:20, यशायाह 14:22, यशायाह 14:25, यशायाह 14:29–30, यशायाह 14:32, यशायाह 14:32 (#2), यशायाह 15:1, यशायाह 15:1 (#2), यशायाह 15:5, यशायाह 15:9, यशायाह 15:9 (#2), यशायाह 16:1, यशायाह 16:2, यशायाह 16:3–4, यशायाह 16:5, यशायाह 16:12, यशायाह 16:14, यशायाह 16:14 (#2), यशायाह 17:1, यशायाह 17:3, यशायाह 17:4, यशायाह 17:7, यशायाह 17:9, यशायाह 17:13, यशायाह 17:14, यशायाह 18:1, यशायाह 18:2, यशायाह 18:3, यशायाह 18:5, यशायाह 18:6–7, यशायाह 19:1, यशायाह 19:1–2, यशायाह 19:2, यशायाह 19:4, यशायाह 19:5, यशायाह 19:10, यशायाह 19:11, यशायाह 19:14, यशायाह 19:16, यशायाह 19:18, यशायाह 19:19, यशायाह 19:23, यशायाह 19:24, यशायाह 20:1, यशायाह 20:1 (#2), यशायाह 20:2, यशायाह 20:3–4, यशायाह 20:5–6, यशायाह 21:2, यशायाह 21:2 (#2), यशायाह 21:3–4, यशायाह 21:6, यशायाह 21:7, यशायाह 21:9, यशायाह 21:13, यशायाह 21:14, यशायाह 21:14 (#2), यशायाह 21:16–17, यशायाह 22:1, यशायाह 22:1 (#2), यशायाह 22:2, यशायाह 22:2 (#2), यशायाह 22:3, यशायाह 22:4, यशायाह 22:6, यशायाह 22:7, यशायाह 22:8, यशायाह 22:12, यशायाह 22:12–13, यशायाह 22:14, यशायाह 22:15–16, यशायाह 22:17–19, यशायाह 22:20–21, यशायाह 22:25, यशायाह 23:1, यशायाह 23:1 (#2), यशायाह 23:3, यशायाह 23:5, यशायाह 23:8–9, यशायाह 23:9, यशायाह 23:15, यशायाह 23:17, यशायाह 23:18, यशायाह 23:18 (#2), यशायाह 24:1, यशायाह 24:5, यशायाह 24:6, यशायाह 24:13, यशायाह 24:14, यशायाह 24:16, यशायाह 24:21, यशायाह 24:22, यशायाह 24:23, यशायाह 25:1, यशायाह 25:2, यशायाह 25:3, यशायाह 25:6–7, यशायाह 25:8, यशायाह 25:9, यशायाह 25:10, यशायाह 26:1, यशायाह 26:1 (#2), यशायाह 26:2, यशायाह 26:4, यशायाह 26:5–6, यशायाह 26:8, यशायाह 26:9, यशायाह 26:10, यशायाह 26:12, यशायाह 26:13–14, यशायाह 26:16, यशायाह 26:19, यशायाह 26:20, यशायाह 26:21, यशायाह 27:1, यशायाह 27:2–3, यशायाह 27:4–5, यशायाह 27:6, यशायाह 27:9, यशायाह 27:11, यशायाह 27:12, यशायाह 27:13, यशायाह 28:1, यशायाह 28:1 (#2), यशायाह 28:2, यशायाह 28:2 (#2), यशायाह 28:4, यशायाह 28:5–6, यशायाह 28:7, यशायाह 28:7 (#2), यशायाह 28:11, यशायाह 28:12, यशायाह 28:13, यशायाह 28:15, यशायाह 28:16, यशायाह 28:16 (#2), यशायाह 28:17, यशायाह 28:18, यशायाह 28:22, यशायाह 29:1, यशायाह 29:3–4, यशायाह 29:5, यशायाह 29:7, यशायाह 29:10, यशायाह 29:10 (#2), यशायाह 29:13, यशायाह 29:14, यशायाह 29:17, यशायाह 29:18, यशायाह 29:19, यशायाह 29:20, यशायाह 29:23, यशायाह 29:24, यशायाह 30:1, यशायाह 30:2, यशायाह 30:3, यशायाह 30:7, यशायाह 30:8, यशायाह 30:9, यशायाह 30:10, यशायाह 30:15, यशायाह 30:16, यशायाह 30:16 (#2), यशायाह 30:17, यशायाह 30:18, यशायाह 30:18 (#2), यशायाह 30:20, यशायाह 30:22, यशायाह 30:26, यशायाह 30:30, यशायाह 30:31, यशायाह 30:32, यशायाह 30:33, यशायाह 30:33 (#2), यशायाह 31:1, यशायाह 31:2, यशायाह 31:3, यशायाह 31:5, यशायाह 31:6, यशायाह 31:8, यशायाह 32:2, यशायाह 32:4, यशायाह 32:6, यशायाह 32:7, यशायाह 32:8, यशायाह 32:9–10, यशायाह 32:14, यशायाह 32:15, यशायाह 32:17, यशायाह 32:20, यशायाह 33:1, यशायाह 33:3, यशायाह 33:5, यशायाह 33:6, यशायाह 33:8, यशायाह 33:10, यशायाह 33:11–12, यशायाह 33:14, यशायाह 33:15, यशायाह 33:15–16, यशायाह 33:22, यशायाह 33:23, यशायाह 34:1, यशायाह 34:2, यशायाह 34:2 (#2), यशायाह 34:4, यशायाह 34:5, यशायाह 34:6, यशायाह 34:9–10, यशायाह 34:11, यशायाह 34:17, यशायाह 35:1, यशायाह 35:2, यशायाह 35:2 (#2), यशायाह 35:4, यशायाह 35:5–7, यशायाह 35:8, यशायाह 35:8–9, यशायाह 35:10, यशायाह 36:1, यशायाह 36:2, यशायाह 36:2 (#2), यशायाह 36:3, यशायाह 36:6, यशायाह 36:8, यशायाह 36:10, यशायाह 36:11–12, यशायाह 36:13, यशायाह 36:13–15, यशायाह 36:16–17, यशायाह 36:21, यशायाह 36:22, यशायाह 37:1–2, यशायाह 37:4, यशायाह 37:6–7, यशायाह 37:10, यशायाह 37:14–15, यशायाह 37:17, यशायाह 37:20, यशायाह 37:20 (#2), यशायाह 37:21, यशायाह 37:23, यशायाह 37:26, यशायाह 37:28, यशायाह 37:29, यशायाह 37:33–34, यशायाह 37:35, यशायाह 37:36, यशायाह 37:38, यशायाह 38:1, यशायाह 38:1 (#2), यशायाह 38:3, यशायाह 38:5–6, यशायाह 38:8, यशायाह 38:10, यशायाह 38:11, यशायाह 38:16–17, यशायाह 38:17, यशायाह 38:20, यशायाह 38:21, यशायाह 39:1, यशायाह 39:2, यशायाह 39:3–4, यशायाह 39:5–6, यशायाह 39:8, यशायाह 40:2, यशायाह 40:3, यशायाह 40:4, यशायाह 40:5, यशायाह 40:8, यशायाह 40:9, यशायाह 40:10, यशायाह 40:10 (#2), यशायाह 40:15, यशायाह 40:22, यशायाह 40:23, यशायाह 40:26, यशायाह 40:28, यशायाह 40:29, यशायाह 40:31, यशायाह 41:1, यशायाह 41:4, यशायाह 41:5–7, यशायाह 41:8–9, यशायाह 41:9, यशायाह 41:10, यशायाह 41:10 (#2), यशायाह 41:11, यशायाह 41:16, यशायाह 41:17–18, यशायाह 41:21, यशायाह 41:22, यशायाह 41:24, यशायाह 41:25–26, यशायाह 41:27, यशायाह 41:28–29, यशायाह 42:1, यशायाह 42:1 (#2), यशायाह 42:3, यशायाह 42:5, यशायाह 42:7, यशायाह 42:8, यशायाह 42:8–9, यशायाह 42:9, यशायाह 42:13, यशायाह 42:16, यशायाह 42:17, यशायाह 42:18, यशायाह 42:20, यशायाह 42:22, यशायाह 42:24, यशायाह 42:24 (#2), यशायाह 42:25, यशायाह 43:1, यशायाह 43:2, यशायाह 43:3, यशायाह 43:5, यशायाह 43:10, यशायाह 43:10–11, यशायाह 43:13, यशायाह 43:14, यशायाह 43:16–17, यशायाह 43:19, यशायाह 43:22–23, यशायाह 43:24, यशायाह 43:25, यशायाह 43:27–28, यशायाह 44:3, यशायाह 44:7, यशायाह 44:9, यशायाह 44:11, यशायाह 44:14, यशायाह 44:15–16, यशायाह 44:19, यशायाह 44:21–22, यशायाह 44:23, यशायाह 44:25, यशायाह 44:26, यशायाह 44:26 (#2), यशायाह 44:28, यशायाह 45:1, यशायाह 45:1 (#2), यशायाह 45:3, यशायाह 45:4, यशायाह 45:4–5, यशायाह 45:5–6, यशायाह 45:7, यशायाह 45:8, यशायाह 45:9, यशायाह 45:13, यशायाह 45:14, यशायाह 45:16, यशायाह 45:17, यशायाह 45:18, यशायाह 45:18 (#2), यशायाह 45:20, यशायाह 45:21–22, यशायाह 45:23, यशायाह 45:24, यशायाह 45:25, यशायाह 46:1, यशायाह 46:1 (#2), यशायाह 46:3, यशायाह 46:3–4, यशायाह 46:6, यशायाह 46:7, यशायाह 46:9, यशायाह 46:10, यशायाह 46:12–13, यशायाह 47:1, यशायाह 47:5, यशायाह 47:6, यशायाह 47:9, यशायाह 47:10, यशायाह 47:11, यशायाह 47:14, यशायाह 47:15, यशायाह 48:1, यशायाह 48:1 (#2), यशायाह 48:3–4, यशायाह 48:5, यशायाह 48:9, यशायाह 48:10, यशायाह 48:14–15, यशायाह 48:18, यशायाह 48:20, यशायाह 48:22, यशायाह 49:1–2, यशायाह 49:3, यशायाह 49:4, यशायाह 49:5, यशायाह 49:6, यशायाह 49:6 (#2), यशायाह 49:7, यशायाह 49:8, यशायाह 49:8 (#2), यशायाह 49:10, यशायाह 49:13, यशायाह 49:14–15, यशायाह 49:16–18, यशायाह 49:20, यशायाह 49:21, यशायाह 49:22, यशायाह 49:24–25, यशायाह 49:26, यशायाह 49:26 (#2), यशायाह 50:1, यशायाह 50:2–3, यशायाह 50:4, यशायाह 50:4 (#2), यशायाह 50:5–6, यशायाह 50:7, यशायाह 50:9, यशायाह 50:10, यशायाह 50:11, यशायाह 51:1, यशायाह 51:2, यशायाह 51:6, यशायाह 51:6 (#2), यशायाह 51:7, यशायाह 51:9–10, यशायाह 51:11, यशायाह 51:14, यशायाह 51:17, यशायाह 51:18, यशायाह 51:23, यशायाह 52:1, यशायाह 52:4, यशायाह 52:5–6, यशायाह 52:8, यशायाह 52:9–10, यशायाह 52:11, यशायाह 52:12, यशायाह 52:13, यशायाह 52:14, यशायाह 52:15, यशायाह 53:2, यशायाह 53:2 (#2), यशायाह 53:3, यशायाह 53:4, यशायाह 53:5, यशायाह 53:5 (#2), यशायाह 53:6, यशायाह 53:8, यशायाह 53:8 (#2), यशायाह 53:9, यशायाह 53:10, यशायाह 53:12, यशायाह 54:1, यशायाह 54:3, यशायाह 54:5, यशायाह 54:7, यशायाह 54:7 (#2), यशायाह 54:9, यशायाह 54:10, यशायाह 54:14, यशायाह 54:15, यशायाह 54:17, यशायाह 55:1, यशायाह 55:2, यशायाह 55:3–4, यशायाह 55:5, यशायाह 55:6, यशायाह 55:7, यशायाह 55:7 (#2), यशायाह 55:8–9, यशायाह 55:11, यशायाह 55:12–13, यशायाह 56:1–2, यशायाह 56:3, यशायाह 56:4–5, यशायाह 56:6–7, यशायाह 56:10, यशायाह 56:11, यशायाह 57:1–2, यशायाह 57:3–4, यशायाह 57:5, यशायाह 57:6, यशायाह 57:8, यशायाह 57:13, यशायाह 57:13 (#2), यशायाह 57:13 (#3), यशायाह 57:15, यशायाह 57:16, यशायाह 57:17, यशायाह 57:18–19, यशायाह 57:21, यशायाह 58:1, यशायाह 58:2, यशायाह 58:3, यशायाह 58:3 (#2), यशायाह 58:4, यशायाह 58:6–7, यशायाह 58:9–10, यशायाह 59:1, यशायाह 59:2, यशायाह 59:3–4, यशायाह 59:8, यशायाह 59:15, यशायाह 59:15 (#2), यशायाह 59:16, यशायाह 59:17–18, यशायाह 59:19, यशायाह 59:20, यशायाह 59:21, यशायाह 60:2, यशायाह 60:3, यशायाह 60:5, यशायाह 60:9, यशायाह 60:10, यशायाह 60:11, यशायाह 60:12, यशायाह 60:15, यशायाह 60:18, यशायाह 60:19–20, यशायाह 60:21, यशायाह 60:22, यशायाह 61:1, यशायाह 61:1 (#2), यशायाह 61:1 (#3), यशायाह 61:5, यशायाह 61:6, यशायाह 61:8, यशायाह 61:10, यशायाह 61:11, यशायाह 62:1, यशायाह 62:4, यशायाह 62:4 (#2), यशायाह 62:6–7, यशायाह 62:8, यशायाह 62:11, यशायाह 63:1, यशायाह 63:1 (#2), यशायाह 63:1 (#3), यशायाह 63:4, यशायाह 63:5, यशायाह 63:6, यशायाह 63:7, यशायाह 63:9, यशायाह 63:9 (#2), यशायाह 63:10, यशायाह 63:16, यशायाह 63:17, यशायाह 64:2, यशायाह 64:4, यशायाह 64:6, यशायाह 64:7, यशायाह 64:8, यशायाह 64:10, यशायाह 64:12, यशायाह 65:1, यशायाह 65:2, यशायाह 65:3–4, यशायाह 65:6–7, यशायाह 65:9, यशायाह 65:12, यशायाह 65:13–14, यशायाह 65:17, यशायाह 65:18, यशायाह 65:21, यशायाह 65:22, यशायाह 65:24, यशायाह 65:25, यशायाह 66:2, यशायाह 66:2 (#2), यशायाह 66:3, यशायाह 66:5, यशायाह 66:6, यशायाह 66:10–11, यशायाह 66:12, यशायाह 66:16, यशायाह 66:18–19, यशायाह 66:20, यशायाह 66:23, यशायाह 66:24</w:t>
       </w:r>
       <w:r>
         <w:rPr>

--- a/hin/docx/23.content.docx
+++ b/hin/docx/23.content.docx
@@ -123,19 +123,6 @@
           <w:lang w:val="hi_IN" w:bidi="hi_IN"/>
         </w:rPr>
         <w:t>ISA</w:t>
-      </w:r>
-      <w:r>
-        <w:rPr>
-          <w:lang w:val="hi_IN" w:bidi="hi_IN"/>
-        </w:rPr>
-      </w:r>
-    </w:p>
-    <w:p>
-      <w:pPr/>
-      <w:r>
-        <w:rPr>
-          <w:lang w:val="hi_IN" w:bidi="hi_IN"/>
-        </w:rPr>
       </w:r>
       <w:r>
         <w:rPr>

--- a/hin/docx/23.content.docx
+++ b/hin/docx/23.content.docx
@@ -19,7 +19,7 @@
         <w:rPr>
           <w:lang w:val="hi_IN" w:bidi="hi_IN"/>
         </w:rPr>
-        <w:t>Resource: अनुवाद प्रश्न (unfoldingWord)</w:t>
+        <w:t>Resource: unfoldingWord® Translation Questions</w:t>
       </w:r>
       <w:r>
         <w:rPr>
@@ -85,7 +85,7 @@
         <w:rPr>
           <w:lang w:val="hi_IN" w:bidi="hi_IN"/>
         </w:rPr>
-        <w:t>अनुवाद प्रश्न (unfoldingWord)</w:t>
+        <w:t>unfoldingWord® Translation Questions</w:t>
       </w:r>
     </w:p>
     <w:p>
